--- a/files/Menu-TheManor.docx
+++ b/files/Menu-TheManor.docx
@@ -61,10 +61,7 @@
     </w:p>
     <w:p>
       <w:pPr>
-        <w:tabs>
-          <w:tab w:val="left" w:pos="162"/>
-        </w:tabs>
-        <w:spacing w:before="226"/>
+        <w:pStyle w:val="BodyText"/>
         <w:jc w:val="center"/>
         <w:rPr>
           <w:rFonts w:ascii="Aptos" w:hAnsi="Aptos"/>
@@ -72,172 +69,16 @@
           <w:szCs w:val="24"/>
         </w:rPr>
       </w:pPr>
-      <w:r>
-        <w:rPr>
-          <w:rFonts w:ascii="Aptos" w:hAnsi="Aptos"/>
-          <w:w w:val="105"/>
+    </w:p>
+    <w:p>
+      <w:pPr>
+        <w:pStyle w:val="BodyText"/>
+        <w:jc w:val="center"/>
+        <w:rPr>
+          <w:rFonts w:ascii="Aptos" w:hAnsi="Aptos"/>
           <w:sz w:val="24"/>
           <w:szCs w:val="24"/>
         </w:rPr>
-        <w:t>2</w:t>
-      </w:r>
-      <w:r>
-        <w:rPr>
-          <w:rFonts w:ascii="Aptos" w:hAnsi="Aptos"/>
-          <w:w w:val="105"/>
-          <w:sz w:val="24"/>
-          <w:szCs w:val="24"/>
-        </w:rPr>
-        <w:t xml:space="preserve"> </w:t>
-      </w:r>
-      <w:r>
-        <w:rPr>
-          <w:rFonts w:ascii="Aptos" w:hAnsi="Aptos"/>
-          <w:w w:val="105"/>
-          <w:sz w:val="24"/>
-          <w:szCs w:val="24"/>
-        </w:rPr>
-        <w:t>courses</w:t>
-      </w:r>
-      <w:r>
-        <w:rPr>
-          <w:rFonts w:ascii="Aptos" w:hAnsi="Aptos"/>
-          <w:spacing w:val="-11"/>
-          <w:w w:val="105"/>
-          <w:sz w:val="24"/>
-          <w:szCs w:val="24"/>
-        </w:rPr>
-        <w:t xml:space="preserve"> </w:t>
-      </w:r>
-      <w:r>
-        <w:rPr>
-          <w:rFonts w:ascii="Aptos" w:hAnsi="Aptos"/>
-          <w:w w:val="105"/>
-          <w:sz w:val="24"/>
-          <w:szCs w:val="24"/>
-        </w:rPr>
-        <w:t>for</w:t>
-      </w:r>
-      <w:r>
-        <w:rPr>
-          <w:rFonts w:ascii="Aptos" w:hAnsi="Aptos"/>
-          <w:spacing w:val="-7"/>
-          <w:w w:val="105"/>
-          <w:sz w:val="24"/>
-          <w:szCs w:val="24"/>
-        </w:rPr>
-        <w:t xml:space="preserve"> </w:t>
-      </w:r>
-      <w:r>
-        <w:rPr>
-          <w:rFonts w:ascii="Aptos" w:hAnsi="Aptos"/>
-          <w:spacing w:val="-2"/>
-          <w:w w:val="105"/>
-          <w:sz w:val="24"/>
-          <w:szCs w:val="24"/>
-        </w:rPr>
-        <w:t>£19.95</w:t>
-      </w:r>
-    </w:p>
-    <w:p>
-      <w:pPr>
-        <w:tabs>
-          <w:tab w:val="left" w:pos="162"/>
-        </w:tabs>
-        <w:jc w:val="center"/>
-        <w:rPr>
-          <w:rFonts w:ascii="Aptos" w:hAnsi="Aptos"/>
-          <w:sz w:val="24"/>
-          <w:szCs w:val="24"/>
-        </w:rPr>
-      </w:pPr>
-      <w:r>
-        <w:rPr>
-          <w:rFonts w:ascii="Aptos" w:hAnsi="Aptos"/>
-          <w:w w:val="105"/>
-          <w:sz w:val="24"/>
-          <w:szCs w:val="24"/>
-        </w:rPr>
-        <w:t>3</w:t>
-      </w:r>
-      <w:r>
-        <w:rPr>
-          <w:rFonts w:ascii="Aptos" w:hAnsi="Aptos"/>
-          <w:w w:val="105"/>
-          <w:sz w:val="24"/>
-          <w:szCs w:val="24"/>
-        </w:rPr>
-        <w:t xml:space="preserve"> </w:t>
-      </w:r>
-      <w:r>
-        <w:rPr>
-          <w:rFonts w:ascii="Aptos" w:hAnsi="Aptos"/>
-          <w:w w:val="105"/>
-          <w:sz w:val="24"/>
-          <w:szCs w:val="24"/>
-        </w:rPr>
-        <w:t>courses</w:t>
-      </w:r>
-      <w:r>
-        <w:rPr>
-          <w:rFonts w:ascii="Aptos" w:hAnsi="Aptos"/>
-          <w:spacing w:val="-11"/>
-          <w:w w:val="105"/>
-          <w:sz w:val="24"/>
-          <w:szCs w:val="24"/>
-        </w:rPr>
-        <w:t xml:space="preserve"> </w:t>
-      </w:r>
-      <w:r>
-        <w:rPr>
-          <w:rFonts w:ascii="Aptos" w:hAnsi="Aptos"/>
-          <w:w w:val="105"/>
-          <w:sz w:val="24"/>
-          <w:szCs w:val="24"/>
-        </w:rPr>
-        <w:t>for</w:t>
-      </w:r>
-      <w:r>
-        <w:rPr>
-          <w:rFonts w:ascii="Aptos" w:hAnsi="Aptos"/>
-          <w:spacing w:val="-7"/>
-          <w:w w:val="105"/>
-          <w:sz w:val="24"/>
-          <w:szCs w:val="24"/>
-        </w:rPr>
-        <w:t xml:space="preserve"> </w:t>
-      </w:r>
-      <w:r>
-        <w:rPr>
-          <w:rFonts w:ascii="Aptos" w:hAnsi="Aptos"/>
-          <w:spacing w:val="-2"/>
-          <w:w w:val="105"/>
-          <w:sz w:val="24"/>
-          <w:szCs w:val="24"/>
-        </w:rPr>
-        <w:t>£23.95</w:t>
-      </w:r>
-    </w:p>
-    <w:p>
-      <w:pPr>
-        <w:pStyle w:val="BodyText"/>
-        <w:jc w:val="center"/>
-        <w:rPr>
-          <w:rFonts w:ascii="Aptos" w:hAnsi="Aptos"/>
-          <w:sz w:val="24"/>
-          <w:szCs w:val="24"/>
-        </w:rPr>
-      </w:pPr>
-    </w:p>
-    <w:p>
-      <w:pPr>
-        <w:pStyle w:val="BodyText"/>
-        <w:jc w:val="center"/>
-        <w:rPr>
-          <w:rFonts w:ascii="Aptos" w:hAnsi="Aptos"/>
-          <w:sz w:val="24"/>
-          <w:szCs w:val="24"/>
-        </w:rPr>
       </w:pPr>
     </w:p>
     <w:p>
@@ -298,39 +139,8 @@
           <w:sz w:val="28"/>
           <w:szCs w:val="28"/>
         </w:rPr>
-        <w:t xml:space="preserve">Soup </w:t>
-      </w:r>
-      <w:proofErr w:type="gramStart"/>
-      <w:r>
-        <w:rPr>
-          <w:rFonts w:ascii="Aptos" w:hAnsi="Aptos"/>
-          <w:spacing w:val="-2"/>
-          <w:sz w:val="28"/>
-          <w:szCs w:val="28"/>
-        </w:rPr>
-        <w:t>of</w:t>
-      </w:r>
-      <w:proofErr w:type="gramEnd"/>
-      <w:r>
-        <w:rPr>
-          <w:rFonts w:ascii="Aptos" w:hAnsi="Aptos"/>
-          <w:spacing w:val="-2"/>
-          <w:sz w:val="28"/>
-          <w:szCs w:val="28"/>
-        </w:rPr>
-        <w:t xml:space="preserve"> the day </w:t>
-      </w:r>
-      <w:proofErr w:type="gramStart"/>
-      <w:r>
-        <w:rPr>
-          <w:rFonts w:ascii="Aptos" w:hAnsi="Aptos"/>
-          <w:spacing w:val="-2"/>
-          <w:sz w:val="28"/>
-          <w:szCs w:val="28"/>
-        </w:rPr>
-        <w:t>£8.50</w:t>
-      </w:r>
-      <w:proofErr w:type="gramEnd"/>
+        <w:t>Soup of the day £8.50</w:t>
+      </w:r>
     </w:p>
     <w:p>
       <w:pPr>
@@ -556,47 +366,7 @@
           <w:sz w:val="28"/>
           <w:szCs w:val="28"/>
         </w:rPr>
-        <w:t xml:space="preserve"> with </w:t>
-      </w:r>
-      <w:proofErr w:type="gramStart"/>
-      <w:r>
-        <w:rPr>
-          <w:rFonts w:ascii="Aptos" w:hAnsi="Aptos"/>
-          <w:spacing w:val="-2"/>
-          <w:sz w:val="28"/>
-          <w:szCs w:val="28"/>
-        </w:rPr>
-        <w:t>a tomato</w:t>
-      </w:r>
-      <w:proofErr w:type="gramEnd"/>
-      <w:r>
-        <w:rPr>
-          <w:rFonts w:ascii="Aptos" w:hAnsi="Aptos"/>
-          <w:spacing w:val="-2"/>
-          <w:sz w:val="28"/>
-          <w:szCs w:val="28"/>
-        </w:rPr>
-        <w:t xml:space="preserve"> &amp; herb sauce, and seasonal </w:t>
-      </w:r>
-      <w:proofErr w:type="gramStart"/>
-      <w:r>
-        <w:rPr>
-          <w:rFonts w:ascii="Aptos" w:hAnsi="Aptos"/>
-          <w:spacing w:val="-2"/>
-          <w:sz w:val="28"/>
-          <w:szCs w:val="28"/>
-        </w:rPr>
-        <w:t>veg</w:t>
-      </w:r>
-      <w:proofErr w:type="gramEnd"/>
-      <w:r>
-        <w:rPr>
-          <w:rFonts w:ascii="Aptos" w:hAnsi="Aptos"/>
-          <w:spacing w:val="-2"/>
-          <w:sz w:val="28"/>
-          <w:szCs w:val="28"/>
-        </w:rPr>
-        <w:t xml:space="preserve"> 16.50</w:t>
+        <w:t xml:space="preserve"> with a tomato &amp; herb sauce, and seasonal veg 16.50</w:t>
       </w:r>
     </w:p>
     <w:p>
@@ -802,27 +572,7 @@
           <w:sz w:val="28"/>
           <w:szCs w:val="28"/>
         </w:rPr>
-        <w:t xml:space="preserve">Chocolate </w:t>
-      </w:r>
-      <w:proofErr w:type="gramStart"/>
-      <w:r>
-        <w:rPr>
-          <w:rFonts w:ascii="Aptos" w:hAnsi="Aptos"/>
-          <w:spacing w:val="-2"/>
-          <w:sz w:val="28"/>
-          <w:szCs w:val="28"/>
-        </w:rPr>
-        <w:t>Brownie,</w:t>
-      </w:r>
-      <w:proofErr w:type="gramEnd"/>
-      <w:r>
-        <w:rPr>
-          <w:rFonts w:ascii="Aptos" w:hAnsi="Aptos"/>
-          <w:spacing w:val="-2"/>
-          <w:sz w:val="28"/>
-          <w:szCs w:val="28"/>
-        </w:rPr>
-        <w:t xml:space="preserve"> with Ice Cream £8.50</w:t>
+        <w:t>Chocolate Brownie, with Ice Cream £8.50</w:t>
       </w:r>
     </w:p>
     <w:p>
